--- a/Documents/01. Planning/[v1.2]_Project Plan.docx
+++ b/Documents/01. Planning/[v1.2]_Project Plan.docx
@@ -9434,29 +9434,36 @@
       </w:r>
     </w:p>
     <w:p>
-      <w:r>
+      <w:pPr>
         <w:rPr>
           <w:b/>
           <w:bCs/>
         </w:rPr>
-        <w:t>Mission Tree Architecture:</w:t>
-      </w:r>
-      <w:r>
-        <w:t xml:space="preserve"> To develop a robust, prerequisite-based mission system that tracks player progress and validates objective completion.</w:t>
-      </w:r>
-    </w:p>
-    <w:p>
+      </w:pPr>
       <w:r>
         <w:rPr>
           <w:b/>
           <w:bCs/>
         </w:rPr>
+        <w:t xml:space="preserve">Flat Objective Architecture: </w:t>
+      </w:r>
+      <w:r>
+        <w:t>To develop a robust, event-driven mission system that tracks independent player objectives in parallel (e.g., ExtinguishFires, RescueTargets). This modular approach allows players to dynamically assess and prioritize tasks based on evolving on-site conditions rather than forcing a rigid sequential progression.</w:t>
+      </w:r>
+    </w:p>
+    <w:p>
+      <w:r>
+        <w:rPr>
+          <w:b/>
+          <w:bCs/>
+        </w:rPr>
         <w:t>AI Command System:</w:t>
       </w:r>
       <w:r>
         <w:t xml:space="preserve"> To create a simplified command interface for non-player character (NPC) teammates to perform basic tasks (e.g., "Secure Area" or "Break Door").</w:t>
       </w:r>
     </w:p>
+    <w:p/>
     <w:p>
       <w:pPr>
         <w:pStyle w:val="Heading2"/>
@@ -9523,6 +9530,7 @@
           <w:b/>
           <w:bCs/>
         </w:rPr>
+        <w:lastRenderedPageBreak/>
         <w:t>Incident State Mapping:</w:t>
       </w:r>
       <w:r>
@@ -9561,7 +9569,6 @@
           <w:b/>
           <w:bCs/>
         </w:rPr>
-        <w:lastRenderedPageBreak/>
         <w:t>Squad Commands:</w:t>
       </w:r>
       <w:r>
@@ -9812,6 +9819,7 @@
           <w:b/>
           <w:bCs/>
         </w:rPr>
+        <w:lastRenderedPageBreak/>
         <w:t>Time:</w:t>
       </w:r>
       <w:r>
@@ -9856,7 +9864,6 @@
           <w:b/>
           <w:bCs/>
         </w:rPr>
-        <w:lastRenderedPageBreak/>
         <w:t>Resources:</w:t>
       </w:r>
       <w:r>
@@ -11745,6 +11752,12 @@
       </w:r>
     </w:p>
     <w:p>
+      <w:pPr>
+        <w:rPr>
+          <w:b/>
+          <w:bCs/>
+        </w:rPr>
+      </w:pPr>
       <w:r>
         <w:rPr>
           <w:b/>
@@ -11758,11 +11771,11 @@
         <w:pStyle w:val="ListParagraph"/>
         <w:numPr>
           <w:ilvl w:val="0"/>
-          <w:numId w:val="20"/>
+          <w:numId w:val="62"/>
         </w:numPr>
       </w:pPr>
       <w:r>
-        <w:t>Mission Tree System (Prerequisites &amp; Triggers).</w:t>
+        <w:t>Flat Objective System (Event-driven Triggers &amp; Parallel Tracking).</w:t>
       </w:r>
     </w:p>
     <w:p>
@@ -11770,7 +11783,7 @@
         <w:pStyle w:val="ListParagraph"/>
         <w:numPr>
           <w:ilvl w:val="0"/>
-          <w:numId w:val="20"/>
+          <w:numId w:val="62"/>
         </w:numPr>
       </w:pPr>
       <w:r>
@@ -11782,7 +11795,7 @@
         <w:pStyle w:val="ListParagraph"/>
         <w:numPr>
           <w:ilvl w:val="0"/>
-          <w:numId w:val="20"/>
+          <w:numId w:val="62"/>
         </w:numPr>
       </w:pPr>
       <w:r>
@@ -13426,6 +13439,7 @@
                 <w:sz w:val="20"/>
                 <w:szCs w:val="20"/>
               </w:rPr>
+              <w:lastRenderedPageBreak/>
               <w:t>Sprint 8</w:t>
             </w:r>
           </w:p>
@@ -13833,6 +13847,7 @@
                 <w:sz w:val="20"/>
                 <w:szCs w:val="20"/>
               </w:rPr>
+              <w:lastRenderedPageBreak/>
               <w:t>Sprint 10</w:t>
             </w:r>
           </w:p>
@@ -15871,54 +15886,70 @@
     <w:p>
       <w:pPr>
         <w:pStyle w:val="Heading3"/>
-      </w:pPr>
-      <w:bookmarkStart w:id="42" w:name="_Toc223855748"/>
-      <w:r>
-        <w:t>Mission Tree &amp; Trigger System</w:t>
-      </w:r>
-      <w:bookmarkEnd w:id="42"/>
-    </w:p>
-    <w:p>
-      <w:r>
-        <w:t xml:space="preserve">The mission system uses a </w:t>
-      </w:r>
+        <w:rPr>
+          <w:rFonts w:eastAsiaTheme="minorHAnsi"/>
+        </w:rPr>
+      </w:pPr>
+      <w:bookmarkStart w:id="42" w:name="_Toc223855749"/>
+      <w:r>
+        <w:rPr>
+          <w:rFonts w:eastAsiaTheme="minorHAnsi"/>
+        </w:rPr>
+        <w:t>Flat Objective &amp; Trigger System</w:t>
+      </w:r>
+    </w:p>
+    <w:p>
+      <w:r>
+        <w:t>The mission system utilizes a Flat Objective Architecture rather than a rigid prerequisite-based mission tree.</w:t>
+      </w:r>
+    </w:p>
+    <w:p>
       <w:r>
         <w:rPr>
           <w:b/>
           <w:bCs/>
         </w:rPr>
-        <w:t>Prerequisite-based Trigger System</w:t>
-      </w:r>
-      <w:r>
-        <w:t xml:space="preserve">. Missions are organized in a tree structure where "Task B" (e.g., Rescue Victim) cannot be completed until "Task A" (e.g., Breach Door) is finished. This enforces the </w:t>
-      </w:r>
+        <w:t>Why:</w:t>
+      </w:r>
+      <w:r>
+        <w:t xml:space="preserve"> In real-world firefighting and rescue operations, conditions change rapidly, requiring responders to adapt their task execution dynamically rather than following a strict linear sequence. A flat structure accurately simulates this need for situational awareness and adaptive prioritization.</w:t>
+      </w:r>
+    </w:p>
+    <w:p>
+      <w:pPr>
+        <w:rPr>
+          <w:rFonts w:eastAsiaTheme="majorEastAsia" w:cstheme="majorBidi"/>
+          <w:b/>
+          <w:sz w:val="26"/>
+          <w:szCs w:val="26"/>
+        </w:rPr>
+      </w:pPr>
       <w:r>
         <w:rPr>
           <w:b/>
           <w:bCs/>
         </w:rPr>
-        <w:t>Standard Operating Procedures (SOP)</w:t>
-      </w:r>
-      <w:r>
-        <w:t>.</w:t>
+        <w:t>Mechanism:</w:t>
+      </w:r>
+      <w:r>
+        <w:t xml:space="preserve"> Objectives (such as ExtinguishFires, DeliverTargetToZone, and ReachArea) are tracked in parallel as a flat list. The system uses event-driven triggers to update the state of each objective independently as the player interacts with the environment. While players have the operational freedom to execute tasks in any order, the Evaluation Module (Scoring &amp; Snapshot) still grades their prioritization, safety metrics, and adherence to Standard Operating Procedures (SOP) during the Result/Debrief phase.</w:t>
       </w:r>
     </w:p>
     <w:p>
       <w:pPr>
         <w:pStyle w:val="Heading2"/>
       </w:pPr>
-      <w:bookmarkStart w:id="43" w:name="_Toc223855749"/>
       <w:r>
         <w:t>Dependencies (Unity packages, assets, tools)</w:t>
       </w:r>
-      <w:bookmarkEnd w:id="43"/>
+      <w:bookmarkEnd w:id="42"/>
     </w:p>
     <w:p>
       <w:pPr>
         <w:pStyle w:val="Caption"/>
         <w:keepNext/>
       </w:pPr>
-      <w:bookmarkStart w:id="44" w:name="_Toc223773167"/>
+      <w:bookmarkStart w:id="43" w:name="_Toc223773167"/>
       <w:r>
         <w:t xml:space="preserve">Table </w:t>
       </w:r>
@@ -15944,7 +15975,7 @@
       <w:r>
         <w:t xml:space="preserve"> Dependencies Used in the Project</w:t>
       </w:r>
-      <w:bookmarkEnd w:id="44"/>
+      <w:bookmarkEnd w:id="43"/>
     </w:p>
     <w:tbl>
       <w:tblPr>
@@ -16601,18 +16632,19 @@
       <w:pPr>
         <w:pStyle w:val="Heading2"/>
       </w:pPr>
-      <w:bookmarkStart w:id="45" w:name="_Toc223855750"/>
-      <w:r>
+      <w:bookmarkStart w:id="44" w:name="_Toc223855750"/>
+      <w:r>
+        <w:lastRenderedPageBreak/>
         <w:t>Technical risks &amp; mitigation (ngắn gọn)</w:t>
       </w:r>
-      <w:bookmarkEnd w:id="45"/>
+      <w:bookmarkEnd w:id="44"/>
     </w:p>
     <w:p>
       <w:pPr>
         <w:pStyle w:val="Caption"/>
         <w:keepNext/>
       </w:pPr>
-      <w:bookmarkStart w:id="46" w:name="_Toc223773168"/>
+      <w:bookmarkStart w:id="45" w:name="_Toc223773168"/>
       <w:r>
         <w:t xml:space="preserve">Table </w:t>
       </w:r>
@@ -16638,7 +16670,7 @@
       <w:r>
         <w:t xml:space="preserve"> Project Technical Risks and Mitigation Measures</w:t>
       </w:r>
-      <w:bookmarkEnd w:id="46"/>
+      <w:bookmarkEnd w:id="45"/>
     </w:p>
     <w:tbl>
       <w:tblPr>
@@ -17181,22 +17213,22 @@
       <w:pPr>
         <w:pStyle w:val="Heading1"/>
       </w:pPr>
-      <w:bookmarkStart w:id="47" w:name="_Toc223855751"/>
+      <w:bookmarkStart w:id="46" w:name="_Toc223855751"/>
       <w:r>
         <w:lastRenderedPageBreak/>
         <w:t>Resource Management</w:t>
       </w:r>
+      <w:bookmarkEnd w:id="46"/>
+    </w:p>
+    <w:p>
+      <w:pPr>
+        <w:pStyle w:val="Heading2"/>
+      </w:pPr>
+      <w:bookmarkStart w:id="47" w:name="_Toc223855752"/>
+      <w:r>
+        <w:t>Team structure &amp; roles</w:t>
+      </w:r>
       <w:bookmarkEnd w:id="47"/>
-    </w:p>
-    <w:p>
-      <w:pPr>
-        <w:pStyle w:val="Heading2"/>
-      </w:pPr>
-      <w:bookmarkStart w:id="48" w:name="_Toc223855752"/>
-      <w:r>
-        <w:t>Team structure &amp; roles</w:t>
-      </w:r>
-      <w:bookmarkEnd w:id="48"/>
     </w:p>
     <w:p>
       <w:r>
@@ -17280,11 +17312,11 @@
       <w:pPr>
         <w:pStyle w:val="Heading2"/>
       </w:pPr>
-      <w:bookmarkStart w:id="49" w:name="_Toc223855753"/>
+      <w:bookmarkStart w:id="48" w:name="_Toc223855753"/>
       <w:r>
         <w:t>Tools &amp; technology stack (Unity version, repo, CI nếu có)</w:t>
       </w:r>
-      <w:bookmarkEnd w:id="49"/>
+      <w:bookmarkEnd w:id="48"/>
     </w:p>
     <w:p>
       <w:r>
@@ -17296,7 +17328,7 @@
         <w:pStyle w:val="Caption"/>
         <w:keepNext/>
       </w:pPr>
-      <w:bookmarkStart w:id="50" w:name="_Toc223773169"/>
+      <w:bookmarkStart w:id="49" w:name="_Toc223773169"/>
       <w:r>
         <w:t xml:space="preserve">Table </w:t>
       </w:r>
@@ -17322,7 +17354,7 @@
       <w:r>
         <w:t xml:space="preserve"> Development Tools and Software Used in the Project</w:t>
       </w:r>
-      <w:bookmarkEnd w:id="50"/>
+      <w:bookmarkEnd w:id="49"/>
     </w:p>
     <w:tbl>
       <w:tblPr>
@@ -18014,21 +18046,21 @@
       <w:pPr>
         <w:pStyle w:val="Heading2"/>
       </w:pPr>
-      <w:bookmarkStart w:id="51" w:name="_Toc223855754"/>
+      <w:bookmarkStart w:id="50" w:name="_Toc223855754"/>
       <w:r>
         <w:t>Resource plan</w:t>
       </w:r>
+      <w:bookmarkEnd w:id="50"/>
+    </w:p>
+    <w:p>
+      <w:pPr>
+        <w:pStyle w:val="Heading3"/>
+      </w:pPr>
+      <w:bookmarkStart w:id="51" w:name="_Toc223855755"/>
+      <w:r>
+        <w:t>Hardware Requirements</w:t>
+      </w:r>
       <w:bookmarkEnd w:id="51"/>
-    </w:p>
-    <w:p>
-      <w:pPr>
-        <w:pStyle w:val="Heading3"/>
-      </w:pPr>
-      <w:bookmarkStart w:id="52" w:name="_Toc223855755"/>
-      <w:r>
-        <w:t>Hardware Requirements</w:t>
-      </w:r>
-      <w:bookmarkEnd w:id="52"/>
     </w:p>
     <w:p>
       <w:r>
@@ -18166,11 +18198,11 @@
       <w:pPr>
         <w:pStyle w:val="Heading3"/>
       </w:pPr>
-      <w:bookmarkStart w:id="53" w:name="_Toc223855756"/>
+      <w:bookmarkStart w:id="52" w:name="_Toc223855756"/>
       <w:r>
         <w:t>Asset Sourcing</w:t>
       </w:r>
-      <w:bookmarkEnd w:id="53"/>
+      <w:bookmarkEnd w:id="52"/>
     </w:p>
     <w:p>
       <w:r>
@@ -18219,11 +18251,11 @@
       <w:pPr>
         <w:pStyle w:val="Heading3"/>
       </w:pPr>
-      <w:bookmarkStart w:id="54" w:name="_Toc223855757"/>
+      <w:bookmarkStart w:id="53" w:name="_Toc223855757"/>
       <w:r>
         <w:t>Time Allocation</w:t>
       </w:r>
-      <w:bookmarkEnd w:id="54"/>
+      <w:bookmarkEnd w:id="53"/>
     </w:p>
     <w:p>
       <w:r>
@@ -18237,22 +18269,22 @@
       <w:pPr>
         <w:pStyle w:val="Heading1"/>
       </w:pPr>
-      <w:bookmarkStart w:id="55" w:name="_Toc223855758"/>
+      <w:bookmarkStart w:id="54" w:name="_Toc223855758"/>
       <w:r>
         <w:lastRenderedPageBreak/>
         <w:t>Risk Management</w:t>
       </w:r>
+      <w:bookmarkEnd w:id="54"/>
+    </w:p>
+    <w:p>
+      <w:pPr>
+        <w:pStyle w:val="Heading2"/>
+      </w:pPr>
+      <w:bookmarkStart w:id="55" w:name="_Toc223855759"/>
+      <w:r>
+        <w:t>Risk management approach</w:t>
+      </w:r>
       <w:bookmarkEnd w:id="55"/>
-    </w:p>
-    <w:p>
-      <w:pPr>
-        <w:pStyle w:val="Heading2"/>
-      </w:pPr>
-      <w:bookmarkStart w:id="56" w:name="_Toc223855759"/>
-      <w:r>
-        <w:t>Risk management approach</w:t>
-      </w:r>
-      <w:bookmarkEnd w:id="56"/>
     </w:p>
     <w:p>
       <w:r>
@@ -18359,18 +18391,18 @@
       <w:pPr>
         <w:pStyle w:val="Heading2"/>
       </w:pPr>
-      <w:bookmarkStart w:id="57" w:name="_Toc223855760"/>
+      <w:bookmarkStart w:id="56" w:name="_Toc223855760"/>
       <w:r>
         <w:t>Risk register</w:t>
       </w:r>
-      <w:bookmarkEnd w:id="57"/>
+      <w:bookmarkEnd w:id="56"/>
     </w:p>
     <w:p>
       <w:pPr>
         <w:pStyle w:val="Caption"/>
         <w:keepNext/>
       </w:pPr>
-      <w:bookmarkStart w:id="58" w:name="_Toc223773170"/>
+      <w:bookmarkStart w:id="57" w:name="_Toc223773170"/>
       <w:r>
         <w:t xml:space="preserve">Table </w:t>
       </w:r>
@@ -18396,7 +18428,7 @@
       <w:r>
         <w:t xml:space="preserve"> Risk Register for the Project</w:t>
       </w:r>
-      <w:bookmarkEnd w:id="58"/>
+      <w:bookmarkEnd w:id="57"/>
     </w:p>
     <w:tbl>
       <w:tblPr>
@@ -19639,11 +19671,11 @@
       <w:pPr>
         <w:pStyle w:val="Heading2"/>
       </w:pPr>
-      <w:bookmarkStart w:id="59" w:name="_Toc223855761"/>
+      <w:bookmarkStart w:id="58" w:name="_Toc223855761"/>
       <w:r>
         <w:t>Mitigation &amp; contingency</w:t>
       </w:r>
-      <w:bookmarkEnd w:id="59"/>
+      <w:bookmarkEnd w:id="58"/>
     </w:p>
     <w:p>
       <w:r>
@@ -19766,11 +19798,11 @@
           <w:sz w:val="27"/>
         </w:rPr>
       </w:pPr>
-      <w:bookmarkStart w:id="60" w:name="_Toc223855762"/>
+      <w:bookmarkStart w:id="59" w:name="_Toc223855762"/>
       <w:r>
         <w:t>Risk Ownership</w:t>
       </w:r>
-      <w:bookmarkEnd w:id="60"/>
+      <w:bookmarkEnd w:id="59"/>
     </w:p>
     <w:p>
       <w:r>
@@ -19837,22 +19869,22 @@
       <w:pPr>
         <w:pStyle w:val="Heading1"/>
       </w:pPr>
-      <w:bookmarkStart w:id="61" w:name="_Toc223855763"/>
+      <w:bookmarkStart w:id="60" w:name="_Toc223855763"/>
       <w:r>
         <w:lastRenderedPageBreak/>
         <w:t>Progress Monitoring and Reporting</w:t>
       </w:r>
+      <w:bookmarkEnd w:id="60"/>
+    </w:p>
+    <w:p>
+      <w:pPr>
+        <w:pStyle w:val="Heading2"/>
+      </w:pPr>
+      <w:bookmarkStart w:id="61" w:name="_Toc223855764"/>
+      <w:r>
+        <w:t>Tracking metrics (burndown/checklist/bug count/playtest notes)</w:t>
+      </w:r>
       <w:bookmarkEnd w:id="61"/>
-    </w:p>
-    <w:p>
-      <w:pPr>
-        <w:pStyle w:val="Heading2"/>
-      </w:pPr>
-      <w:bookmarkStart w:id="62" w:name="_Toc223855764"/>
-      <w:r>
-        <w:t>Tracking metrics (burndown/checklist/bug count/playtest notes)</w:t>
-      </w:r>
-      <w:bookmarkEnd w:id="62"/>
     </w:p>
     <w:p>
       <w:r>
@@ -20043,11 +20075,11 @@
       <w:pPr>
         <w:pStyle w:val="Heading2"/>
       </w:pPr>
-      <w:bookmarkStart w:id="63" w:name="_Toc223855765"/>
+      <w:bookmarkStart w:id="62" w:name="_Toc223855765"/>
       <w:r>
         <w:t>Reporting cadence (weekly: done/next/blockers)</w:t>
       </w:r>
-      <w:bookmarkEnd w:id="63"/>
+      <w:bookmarkEnd w:id="62"/>
     </w:p>
     <w:p>
       <w:r>
@@ -20059,7 +20091,7 @@
         <w:pStyle w:val="Caption"/>
         <w:keepNext/>
       </w:pPr>
-      <w:bookmarkStart w:id="64" w:name="_Toc223773171"/>
+      <w:bookmarkStart w:id="63" w:name="_Toc223773171"/>
       <w:r>
         <w:t xml:space="preserve">Table </w:t>
       </w:r>
@@ -20088,7 +20120,7 @@
       <w:r>
         <w:t>Project Reporting Plan</w:t>
       </w:r>
-      <w:bookmarkEnd w:id="64"/>
+      <w:bookmarkEnd w:id="63"/>
     </w:p>
     <w:tbl>
       <w:tblPr>
@@ -20572,26 +20604,26 @@
       <w:pPr>
         <w:pStyle w:val="Heading2"/>
       </w:pPr>
-      <w:bookmarkStart w:id="65" w:name="_Toc223855766"/>
+      <w:bookmarkStart w:id="64" w:name="_Toc223855766"/>
       <w:r>
         <w:t>Artifact management (versioning docs, build naming, storage)</w:t>
       </w:r>
+      <w:bookmarkEnd w:id="64"/>
+    </w:p>
+    <w:p>
+      <w:r>
+        <w:t>To maintain a professional workflow and prevent data loss, all project assets and documents are managed systematically.</w:t>
+      </w:r>
+    </w:p>
+    <w:p>
+      <w:pPr>
+        <w:pStyle w:val="Heading3"/>
+      </w:pPr>
+      <w:bookmarkStart w:id="65" w:name="_Toc223855767"/>
+      <w:r>
+        <w:t>Version Control (Source Code)</w:t>
+      </w:r>
       <w:bookmarkEnd w:id="65"/>
-    </w:p>
-    <w:p>
-      <w:r>
-        <w:t>To maintain a professional workflow and prevent data loss, all project assets and documents are managed systematically.</w:t>
-      </w:r>
-    </w:p>
-    <w:p>
-      <w:pPr>
-        <w:pStyle w:val="Heading3"/>
-      </w:pPr>
-      <w:bookmarkStart w:id="66" w:name="_Toc223855767"/>
-      <w:r>
-        <w:t>Version Control (Source Code)</w:t>
-      </w:r>
-      <w:bookmarkEnd w:id="66"/>
     </w:p>
     <w:p>
       <w:r>
@@ -20682,11 +20714,11 @@
       <w:pPr>
         <w:pStyle w:val="Heading3"/>
       </w:pPr>
-      <w:bookmarkStart w:id="67" w:name="_Toc223855768"/>
+      <w:bookmarkStart w:id="66" w:name="_Toc223855768"/>
       <w:r>
         <w:t>Build Naming &amp; Versioning</w:t>
       </w:r>
-      <w:bookmarkEnd w:id="67"/>
+      <w:bookmarkEnd w:id="66"/>
     </w:p>
     <w:p>
       <w:r>
@@ -20774,11 +20806,11 @@
       <w:pPr>
         <w:pStyle w:val="Heading3"/>
       </w:pPr>
-      <w:bookmarkStart w:id="68" w:name="_Toc223855769"/>
+      <w:bookmarkStart w:id="67" w:name="_Toc223855769"/>
       <w:r>
         <w:t>Documentation &amp; Asset Storage</w:t>
       </w:r>
-      <w:bookmarkEnd w:id="68"/>
+      <w:bookmarkEnd w:id="67"/>
     </w:p>
     <w:p>
       <w:r>
@@ -20814,22 +20846,22 @@
       <w:pPr>
         <w:pStyle w:val="Heading1"/>
       </w:pPr>
-      <w:bookmarkStart w:id="69" w:name="_Toc223855770"/>
+      <w:bookmarkStart w:id="68" w:name="_Toc223855770"/>
       <w:r>
         <w:lastRenderedPageBreak/>
         <w:t>Change Management</w:t>
       </w:r>
+      <w:bookmarkEnd w:id="68"/>
+    </w:p>
+    <w:p>
+      <w:pPr>
+        <w:pStyle w:val="Heading2"/>
+      </w:pPr>
+      <w:bookmarkStart w:id="69" w:name="_Toc223855771"/>
+      <w:r>
+        <w:t>Change request process</w:t>
+      </w:r>
       <w:bookmarkEnd w:id="69"/>
-    </w:p>
-    <w:p>
-      <w:pPr>
-        <w:pStyle w:val="Heading2"/>
-      </w:pPr>
-      <w:bookmarkStart w:id="70" w:name="_Toc223855771"/>
-      <w:r>
-        <w:t>Change request process</w:t>
-      </w:r>
-      <w:bookmarkEnd w:id="70"/>
     </w:p>
     <w:p>
       <w:r>
@@ -20998,11 +21030,11 @@
       <w:pPr>
         <w:pStyle w:val="Heading2"/>
       </w:pPr>
-      <w:bookmarkStart w:id="71" w:name="_Toc223855772"/>
+      <w:bookmarkStart w:id="70" w:name="_Toc223855772"/>
       <w:r>
         <w:t>Scope control rules (chống scope creep)</w:t>
       </w:r>
-      <w:bookmarkEnd w:id="71"/>
+      <w:bookmarkEnd w:id="70"/>
     </w:p>
     <w:p>
       <w:r>
@@ -21135,22 +21167,22 @@
       <w:pPr>
         <w:pStyle w:val="Heading1"/>
       </w:pPr>
-      <w:bookmarkStart w:id="72" w:name="_Toc223855773"/>
+      <w:bookmarkStart w:id="71" w:name="_Toc223855773"/>
       <w:r>
         <w:lastRenderedPageBreak/>
         <w:t>Test &amp; Validation Plan Summary</w:t>
       </w:r>
+      <w:bookmarkEnd w:id="71"/>
+    </w:p>
+    <w:p>
+      <w:pPr>
+        <w:pStyle w:val="Heading2"/>
+      </w:pPr>
+      <w:bookmarkStart w:id="72" w:name="_Toc223855774"/>
+      <w:r>
+        <w:t>Test strategy overview (unit/integration/playmode)</w:t>
+      </w:r>
       <w:bookmarkEnd w:id="72"/>
-    </w:p>
-    <w:p>
-      <w:pPr>
-        <w:pStyle w:val="Heading2"/>
-      </w:pPr>
-      <w:bookmarkStart w:id="73" w:name="_Toc223855774"/>
-      <w:r>
-        <w:t>Test strategy overview (unit/integration/playmode)</w:t>
-      </w:r>
-      <w:bookmarkEnd w:id="73"/>
     </w:p>
     <w:p>
       <w:r>
@@ -21271,11 +21303,11 @@
       <w:pPr>
         <w:pStyle w:val="Heading2"/>
       </w:pPr>
-      <w:bookmarkStart w:id="74" w:name="_Toc223855775"/>
+      <w:bookmarkStart w:id="73" w:name="_Toc223855775"/>
       <w:r>
         <w:t>Validation against SRS (FR/NFR coverage)</w:t>
       </w:r>
-      <w:bookmarkEnd w:id="74"/>
+      <w:bookmarkEnd w:id="73"/>
     </w:p>
     <w:p>
       <w:r>
@@ -21296,11 +21328,11 @@
       <w:pPr>
         <w:pStyle w:val="Heading3"/>
       </w:pPr>
-      <w:bookmarkStart w:id="75" w:name="_Toc223855776"/>
+      <w:bookmarkStart w:id="74" w:name="_Toc223855776"/>
       <w:r>
         <w:t>Functional Requirements (FR) Validation</w:t>
       </w:r>
-      <w:bookmarkEnd w:id="75"/>
+      <w:bookmarkEnd w:id="74"/>
     </w:p>
     <w:p>
       <w:r>
@@ -21351,14 +21383,14 @@
           <w:rFonts w:eastAsiaTheme="minorHAnsi"/>
         </w:rPr>
       </w:pPr>
-      <w:bookmarkStart w:id="76" w:name="_Toc223855777"/>
+      <w:bookmarkStart w:id="75" w:name="_Toc223855777"/>
       <w:r>
         <w:rPr>
           <w:rFonts w:eastAsiaTheme="minorHAnsi"/>
         </w:rPr>
         <w:t>Non-Functional Requirements (NFR) Validation</w:t>
       </w:r>
-      <w:bookmarkEnd w:id="76"/>
+      <w:bookmarkEnd w:id="75"/>
     </w:p>
     <w:p>
       <w:r>
@@ -21400,11 +21432,11 @@
       <w:pPr>
         <w:pStyle w:val="Heading2"/>
       </w:pPr>
-      <w:bookmarkStart w:id="77" w:name="_Toc223855778"/>
+      <w:bookmarkStart w:id="76" w:name="_Toc223855778"/>
       <w:r>
         <w:t>Demo checklist</w:t>
       </w:r>
-      <w:bookmarkEnd w:id="77"/>
+      <w:bookmarkEnd w:id="76"/>
     </w:p>
     <w:p>
       <w:r>
@@ -21416,7 +21448,7 @@
         <w:pStyle w:val="Caption"/>
         <w:keepNext/>
       </w:pPr>
-      <w:bookmarkStart w:id="78" w:name="_Toc223773172"/>
+      <w:bookmarkStart w:id="77" w:name="_Toc223773172"/>
       <w:r>
         <w:t xml:space="preserve">Table </w:t>
       </w:r>
@@ -21445,7 +21477,7 @@
       <w:r>
         <w:t>Demo Checklist by Milestone</w:t>
       </w:r>
-      <w:bookmarkEnd w:id="78"/>
+      <w:bookmarkEnd w:id="77"/>
     </w:p>
     <w:tbl>
       <w:tblPr>
@@ -22077,22 +22109,22 @@
       <w:pPr>
         <w:pStyle w:val="Heading1"/>
       </w:pPr>
-      <w:bookmarkStart w:id="79" w:name="_Toc223855779"/>
+      <w:bookmarkStart w:id="78" w:name="_Toc223855779"/>
       <w:r>
         <w:lastRenderedPageBreak/>
         <w:t>Lessons Learned &amp; Recommendations</w:t>
       </w:r>
+      <w:bookmarkEnd w:id="78"/>
+    </w:p>
+    <w:p>
+      <w:pPr>
+        <w:pStyle w:val="Heading2"/>
+      </w:pPr>
+      <w:bookmarkStart w:id="79" w:name="_Toc223855780"/>
+      <w:r>
+        <w:t>Lessons learned</w:t>
+      </w:r>
       <w:bookmarkEnd w:id="79"/>
-    </w:p>
-    <w:p>
-      <w:pPr>
-        <w:pStyle w:val="Heading2"/>
-      </w:pPr>
-      <w:bookmarkStart w:id="80" w:name="_Toc223855780"/>
-      <w:r>
-        <w:t>Lessons learned</w:t>
-      </w:r>
-      <w:bookmarkEnd w:id="80"/>
     </w:p>
     <w:p>
       <w:r>
@@ -22209,26 +22241,26 @@
       <w:pPr>
         <w:pStyle w:val="Heading2"/>
       </w:pPr>
-      <w:bookmarkStart w:id="81" w:name="_Toc223855781"/>
+      <w:bookmarkStart w:id="80" w:name="_Toc223855781"/>
       <w:r>
         <w:t>Recommendations / future work</w:t>
       </w:r>
+      <w:bookmarkEnd w:id="80"/>
+    </w:p>
+    <w:p>
+      <w:r>
+        <w:t>While the current project fulfills the requirements of the capstone thesis, several avenues for expansion exist to increase its utility as a professional training tool.</w:t>
+      </w:r>
+    </w:p>
+    <w:p>
+      <w:pPr>
+        <w:pStyle w:val="Heading3"/>
+      </w:pPr>
+      <w:bookmarkStart w:id="81" w:name="_Toc223855782"/>
+      <w:r>
+        <w:t>Technical Enhancements</w:t>
+      </w:r>
       <w:bookmarkEnd w:id="81"/>
-    </w:p>
-    <w:p>
-      <w:r>
-        <w:t>While the current project fulfills the requirements of the capstone thesis, several avenues for expansion exist to increase its utility as a professional training tool.</w:t>
-      </w:r>
-    </w:p>
-    <w:p>
-      <w:pPr>
-        <w:pStyle w:val="Heading3"/>
-      </w:pPr>
-      <w:bookmarkStart w:id="82" w:name="_Toc223855782"/>
-      <w:r>
-        <w:t>Technical Enhancements</w:t>
-      </w:r>
-      <w:bookmarkEnd w:id="82"/>
     </w:p>
     <w:p>
       <w:r>
@@ -22281,11 +22313,11 @@
       <w:pPr>
         <w:pStyle w:val="Heading3"/>
       </w:pPr>
-      <w:bookmarkStart w:id="83" w:name="_Toc223855783"/>
+      <w:bookmarkStart w:id="82" w:name="_Toc223855783"/>
       <w:r>
         <w:t>Content Expansion</w:t>
       </w:r>
-      <w:bookmarkEnd w:id="83"/>
+      <w:bookmarkEnd w:id="82"/>
     </w:p>
     <w:p>
       <w:pPr>
@@ -22321,11 +22353,11 @@
       <w:pPr>
         <w:pStyle w:val="Heading3"/>
       </w:pPr>
-      <w:bookmarkStart w:id="84" w:name="_Toc223855784"/>
+      <w:bookmarkStart w:id="83" w:name="_Toc223855784"/>
       <w:r>
         <w:t>Educational Integration</w:t>
       </w:r>
-      <w:bookmarkEnd w:id="84"/>
+      <w:bookmarkEnd w:id="83"/>
     </w:p>
     <w:p>
       <w:r>
@@ -22368,12 +22400,12 @@
           <w:numId w:val="0"/>
         </w:numPr>
       </w:pPr>
-      <w:bookmarkStart w:id="85" w:name="_Toc223855785"/>
+      <w:bookmarkStart w:id="84" w:name="_Toc223855785"/>
       <w:r>
         <w:lastRenderedPageBreak/>
         <w:t>CONCLUSION</w:t>
       </w:r>
-      <w:bookmarkEnd w:id="85"/>
+      <w:bookmarkEnd w:id="84"/>
     </w:p>
     <w:p>
       <w:r>
@@ -22415,12 +22447,12 @@
           <w:rFonts w:eastAsia="Times New Roman"/>
         </w:rPr>
       </w:pPr>
-      <w:bookmarkStart w:id="86" w:name="_Toc223855786"/>
+      <w:bookmarkStart w:id="85" w:name="_Toc223855786"/>
       <w:r>
         <w:lastRenderedPageBreak/>
         <w:t>REFERENCES</w:t>
       </w:r>
-      <w:bookmarkEnd w:id="86"/>
+      <w:bookmarkEnd w:id="85"/>
     </w:p>
     <w:p>
       <w:pPr>
@@ -22979,6 +23011,119 @@
     </w:lvl>
   </w:abstractNum>
   <w:abstractNum w:abstractNumId="2" w15:restartNumberingAfterBreak="0">
+    <w:nsid w:val="034635EE"/>
+    <w:multiLevelType w:val="hybridMultilevel"/>
+    <w:tmpl w:val="46F21D12"/>
+    <w:lvl w:ilvl="0" w:tplc="04090001">
+      <w:start w:val="1"/>
+      <w:numFmt w:val="bullet"/>
+      <w:lvlText w:val=""/>
+      <w:lvlJc w:val="left"/>
+      <w:pPr>
+        <w:ind w:left="720" w:hanging="360"/>
+      </w:pPr>
+      <w:rPr>
+        <w:rFonts w:ascii="Symbol" w:hAnsi="Symbol" w:hint="default"/>
+      </w:rPr>
+    </w:lvl>
+    <w:lvl w:ilvl="1" w:tplc="04090003" w:tentative="1">
+      <w:start w:val="1"/>
+      <w:numFmt w:val="bullet"/>
+      <w:lvlText w:val="o"/>
+      <w:lvlJc w:val="left"/>
+      <w:pPr>
+        <w:ind w:left="1440" w:hanging="360"/>
+      </w:pPr>
+      <w:rPr>
+        <w:rFonts w:ascii="Courier New" w:hAnsi="Courier New" w:cs="Courier New" w:hint="default"/>
+      </w:rPr>
+    </w:lvl>
+    <w:lvl w:ilvl="2" w:tplc="04090005" w:tentative="1">
+      <w:start w:val="1"/>
+      <w:numFmt w:val="bullet"/>
+      <w:lvlText w:val=""/>
+      <w:lvlJc w:val="left"/>
+      <w:pPr>
+        <w:ind w:left="2160" w:hanging="360"/>
+      </w:pPr>
+      <w:rPr>
+        <w:rFonts w:ascii="Wingdings" w:hAnsi="Wingdings" w:hint="default"/>
+      </w:rPr>
+    </w:lvl>
+    <w:lvl w:ilvl="3" w:tplc="04090001" w:tentative="1">
+      <w:start w:val="1"/>
+      <w:numFmt w:val="bullet"/>
+      <w:lvlText w:val=""/>
+      <w:lvlJc w:val="left"/>
+      <w:pPr>
+        <w:ind w:left="2880" w:hanging="360"/>
+      </w:pPr>
+      <w:rPr>
+        <w:rFonts w:ascii="Symbol" w:hAnsi="Symbol" w:hint="default"/>
+      </w:rPr>
+    </w:lvl>
+    <w:lvl w:ilvl="4" w:tplc="04090003" w:tentative="1">
+      <w:start w:val="1"/>
+      <w:numFmt w:val="bullet"/>
+      <w:lvlText w:val="o"/>
+      <w:lvlJc w:val="left"/>
+      <w:pPr>
+        <w:ind w:left="3600" w:hanging="360"/>
+      </w:pPr>
+      <w:rPr>
+        <w:rFonts w:ascii="Courier New" w:hAnsi="Courier New" w:cs="Courier New" w:hint="default"/>
+      </w:rPr>
+    </w:lvl>
+    <w:lvl w:ilvl="5" w:tplc="04090005" w:tentative="1">
+      <w:start w:val="1"/>
+      <w:numFmt w:val="bullet"/>
+      <w:lvlText w:val=""/>
+      <w:lvlJc w:val="left"/>
+      <w:pPr>
+        <w:ind w:left="4320" w:hanging="360"/>
+      </w:pPr>
+      <w:rPr>
+        <w:rFonts w:ascii="Wingdings" w:hAnsi="Wingdings" w:hint="default"/>
+      </w:rPr>
+    </w:lvl>
+    <w:lvl w:ilvl="6" w:tplc="04090001" w:tentative="1">
+      <w:start w:val="1"/>
+      <w:numFmt w:val="bullet"/>
+      <w:lvlText w:val=""/>
+      <w:lvlJc w:val="left"/>
+      <w:pPr>
+        <w:ind w:left="5040" w:hanging="360"/>
+      </w:pPr>
+      <w:rPr>
+        <w:rFonts w:ascii="Symbol" w:hAnsi="Symbol" w:hint="default"/>
+      </w:rPr>
+    </w:lvl>
+    <w:lvl w:ilvl="7" w:tplc="04090003" w:tentative="1">
+      <w:start w:val="1"/>
+      <w:numFmt w:val="bullet"/>
+      <w:lvlText w:val="o"/>
+      <w:lvlJc w:val="left"/>
+      <w:pPr>
+        <w:ind w:left="5760" w:hanging="360"/>
+      </w:pPr>
+      <w:rPr>
+        <w:rFonts w:ascii="Courier New" w:hAnsi="Courier New" w:cs="Courier New" w:hint="default"/>
+      </w:rPr>
+    </w:lvl>
+    <w:lvl w:ilvl="8" w:tplc="04090005" w:tentative="1">
+      <w:start w:val="1"/>
+      <w:numFmt w:val="bullet"/>
+      <w:lvlText w:val=""/>
+      <w:lvlJc w:val="left"/>
+      <w:pPr>
+        <w:ind w:left="6480" w:hanging="360"/>
+      </w:pPr>
+      <w:rPr>
+        <w:rFonts w:ascii="Wingdings" w:hAnsi="Wingdings" w:hint="default"/>
+      </w:rPr>
+    </w:lvl>
+  </w:abstractNum>
+  <w:abstractNum w:abstractNumId="3" w15:restartNumberingAfterBreak="0">
     <w:nsid w:val="055665F0"/>
     <w:multiLevelType w:val="hybridMultilevel"/>
     <w:tmpl w:val="EAA2F32A"/>
@@ -23091,7 +23236,7 @@
       </w:rPr>
     </w:lvl>
   </w:abstractNum>
-  <w:abstractNum w:abstractNumId="3" w15:restartNumberingAfterBreak="0">
+  <w:abstractNum w:abstractNumId="4" w15:restartNumberingAfterBreak="0">
     <w:nsid w:val="060C37EF"/>
     <w:multiLevelType w:val="hybridMultilevel"/>
     <w:tmpl w:val="FBCA426C"/>
@@ -23204,7 +23349,7 @@
       </w:rPr>
     </w:lvl>
   </w:abstractNum>
-  <w:abstractNum w:abstractNumId="4" w15:restartNumberingAfterBreak="0">
+  <w:abstractNum w:abstractNumId="5" w15:restartNumberingAfterBreak="0">
     <w:nsid w:val="0A2E436B"/>
     <w:multiLevelType w:val="hybridMultilevel"/>
     <w:tmpl w:val="2A7430D4"/>
@@ -23317,7 +23462,7 @@
       </w:rPr>
     </w:lvl>
   </w:abstractNum>
-  <w:abstractNum w:abstractNumId="5" w15:restartNumberingAfterBreak="0">
+  <w:abstractNum w:abstractNumId="6" w15:restartNumberingAfterBreak="0">
     <w:nsid w:val="0BB67D8A"/>
     <w:multiLevelType w:val="hybridMultilevel"/>
     <w:tmpl w:val="C4CE90A2"/>
@@ -23430,7 +23575,7 @@
       </w:rPr>
     </w:lvl>
   </w:abstractNum>
-  <w:abstractNum w:abstractNumId="6" w15:restartNumberingAfterBreak="0">
+  <w:abstractNum w:abstractNumId="7" w15:restartNumberingAfterBreak="0">
     <w:nsid w:val="0C14076B"/>
     <w:multiLevelType w:val="hybridMultilevel"/>
     <w:tmpl w:val="8F3447FE"/>
@@ -23543,7 +23688,7 @@
       </w:rPr>
     </w:lvl>
   </w:abstractNum>
-  <w:abstractNum w:abstractNumId="7" w15:restartNumberingAfterBreak="0">
+  <w:abstractNum w:abstractNumId="8" w15:restartNumberingAfterBreak="0">
     <w:nsid w:val="120D2FCA"/>
     <w:multiLevelType w:val="hybridMultilevel"/>
     <w:tmpl w:val="2A2EA41C"/>
@@ -23629,7 +23774,7 @@
       </w:pPr>
     </w:lvl>
   </w:abstractNum>
-  <w:abstractNum w:abstractNumId="8" w15:restartNumberingAfterBreak="0">
+  <w:abstractNum w:abstractNumId="9" w15:restartNumberingAfterBreak="0">
     <w:nsid w:val="12614128"/>
     <w:multiLevelType w:val="hybridMultilevel"/>
     <w:tmpl w:val="945870F6"/>
@@ -23742,7 +23887,7 @@
       </w:rPr>
     </w:lvl>
   </w:abstractNum>
-  <w:abstractNum w:abstractNumId="9" w15:restartNumberingAfterBreak="0">
+  <w:abstractNum w:abstractNumId="10" w15:restartNumberingAfterBreak="0">
     <w:nsid w:val="13BB2AA2"/>
     <w:multiLevelType w:val="hybridMultilevel"/>
     <w:tmpl w:val="9AEA70E6"/>
@@ -23855,7 +24000,7 @@
       </w:rPr>
     </w:lvl>
   </w:abstractNum>
-  <w:abstractNum w:abstractNumId="10" w15:restartNumberingAfterBreak="0">
+  <w:abstractNum w:abstractNumId="11" w15:restartNumberingAfterBreak="0">
     <w:nsid w:val="15CB5340"/>
     <w:multiLevelType w:val="hybridMultilevel"/>
     <w:tmpl w:val="058AE71C"/>
@@ -23941,7 +24086,7 @@
       </w:pPr>
     </w:lvl>
   </w:abstractNum>
-  <w:abstractNum w:abstractNumId="11" w15:restartNumberingAfterBreak="0">
+  <w:abstractNum w:abstractNumId="12" w15:restartNumberingAfterBreak="0">
     <w:nsid w:val="18651BCC"/>
     <w:multiLevelType w:val="hybridMultilevel"/>
     <w:tmpl w:val="17B034FE"/>
@@ -24054,7 +24199,7 @@
       </w:rPr>
     </w:lvl>
   </w:abstractNum>
-  <w:abstractNum w:abstractNumId="12" w15:restartNumberingAfterBreak="0">
+  <w:abstractNum w:abstractNumId="13" w15:restartNumberingAfterBreak="0">
     <w:nsid w:val="192008F7"/>
     <w:multiLevelType w:val="hybridMultilevel"/>
     <w:tmpl w:val="204A41CA"/>
@@ -24167,7 +24312,7 @@
       </w:rPr>
     </w:lvl>
   </w:abstractNum>
-  <w:abstractNum w:abstractNumId="13" w15:restartNumberingAfterBreak="0">
+  <w:abstractNum w:abstractNumId="14" w15:restartNumberingAfterBreak="0">
     <w:nsid w:val="1CF763E0"/>
     <w:multiLevelType w:val="hybridMultilevel"/>
     <w:tmpl w:val="A50C6C48"/>
@@ -24280,7 +24425,7 @@
       </w:rPr>
     </w:lvl>
   </w:abstractNum>
-  <w:abstractNum w:abstractNumId="14" w15:restartNumberingAfterBreak="0">
+  <w:abstractNum w:abstractNumId="15" w15:restartNumberingAfterBreak="0">
     <w:nsid w:val="1D7C4361"/>
     <w:multiLevelType w:val="hybridMultilevel"/>
     <w:tmpl w:val="32A8CBC8"/>
@@ -24393,7 +24538,7 @@
       </w:rPr>
     </w:lvl>
   </w:abstractNum>
-  <w:abstractNum w:abstractNumId="15" w15:restartNumberingAfterBreak="0">
+  <w:abstractNum w:abstractNumId="16" w15:restartNumberingAfterBreak="0">
     <w:nsid w:val="21740B85"/>
     <w:multiLevelType w:val="hybridMultilevel"/>
     <w:tmpl w:val="309C23F8"/>
@@ -24479,7 +24624,7 @@
       </w:pPr>
     </w:lvl>
   </w:abstractNum>
-  <w:abstractNum w:abstractNumId="16" w15:restartNumberingAfterBreak="0">
+  <w:abstractNum w:abstractNumId="17" w15:restartNumberingAfterBreak="0">
     <w:nsid w:val="21920AE5"/>
     <w:multiLevelType w:val="hybridMultilevel"/>
     <w:tmpl w:val="63620760"/>
@@ -24592,7 +24737,7 @@
       </w:rPr>
     </w:lvl>
   </w:abstractNum>
-  <w:abstractNum w:abstractNumId="17" w15:restartNumberingAfterBreak="0">
+  <w:abstractNum w:abstractNumId="18" w15:restartNumberingAfterBreak="0">
     <w:nsid w:val="22DE5AA3"/>
     <w:multiLevelType w:val="hybridMultilevel"/>
     <w:tmpl w:val="8CF2A070"/>
@@ -24704,7 +24849,7 @@
       </w:rPr>
     </w:lvl>
   </w:abstractNum>
-  <w:abstractNum w:abstractNumId="18" w15:restartNumberingAfterBreak="0">
+  <w:abstractNum w:abstractNumId="19" w15:restartNumberingAfterBreak="0">
     <w:nsid w:val="239F3148"/>
     <w:multiLevelType w:val="hybridMultilevel"/>
     <w:tmpl w:val="FD58BA3E"/>
@@ -24817,7 +24962,7 @@
       </w:rPr>
     </w:lvl>
   </w:abstractNum>
-  <w:abstractNum w:abstractNumId="19" w15:restartNumberingAfterBreak="0">
+  <w:abstractNum w:abstractNumId="20" w15:restartNumberingAfterBreak="0">
     <w:nsid w:val="26C46E24"/>
     <w:multiLevelType w:val="hybridMultilevel"/>
     <w:tmpl w:val="47B2DDE2"/>
@@ -24930,7 +25075,7 @@
       </w:rPr>
     </w:lvl>
   </w:abstractNum>
-  <w:abstractNum w:abstractNumId="20" w15:restartNumberingAfterBreak="0">
+  <w:abstractNum w:abstractNumId="21" w15:restartNumberingAfterBreak="0">
     <w:nsid w:val="29F66F09"/>
     <w:multiLevelType w:val="hybridMultilevel"/>
     <w:tmpl w:val="E28819FA"/>
@@ -25043,7 +25188,7 @@
       </w:rPr>
     </w:lvl>
   </w:abstractNum>
-  <w:abstractNum w:abstractNumId="21" w15:restartNumberingAfterBreak="0">
+  <w:abstractNum w:abstractNumId="22" w15:restartNumberingAfterBreak="0">
     <w:nsid w:val="2A53611A"/>
     <w:multiLevelType w:val="hybridMultilevel"/>
     <w:tmpl w:val="D1CACD5E"/>
@@ -25156,7 +25301,7 @@
       </w:rPr>
     </w:lvl>
   </w:abstractNum>
-  <w:abstractNum w:abstractNumId="22" w15:restartNumberingAfterBreak="0">
+  <w:abstractNum w:abstractNumId="23" w15:restartNumberingAfterBreak="0">
     <w:nsid w:val="2B104534"/>
     <w:multiLevelType w:val="hybridMultilevel"/>
     <w:tmpl w:val="4244BAF8"/>
@@ -25269,7 +25414,7 @@
       </w:rPr>
     </w:lvl>
   </w:abstractNum>
-  <w:abstractNum w:abstractNumId="23" w15:restartNumberingAfterBreak="0">
+  <w:abstractNum w:abstractNumId="24" w15:restartNumberingAfterBreak="0">
     <w:nsid w:val="2B3376EC"/>
     <w:multiLevelType w:val="multilevel"/>
     <w:tmpl w:val="073287AC"/>
@@ -25418,7 +25563,7 @@
       </w:rPr>
     </w:lvl>
   </w:abstractNum>
-  <w:abstractNum w:abstractNumId="24" w15:restartNumberingAfterBreak="0">
+  <w:abstractNum w:abstractNumId="25" w15:restartNumberingAfterBreak="0">
     <w:nsid w:val="2C394159"/>
     <w:multiLevelType w:val="hybridMultilevel"/>
     <w:tmpl w:val="7632E6CC"/>
@@ -25531,7 +25676,7 @@
       </w:rPr>
     </w:lvl>
   </w:abstractNum>
-  <w:abstractNum w:abstractNumId="25" w15:restartNumberingAfterBreak="0">
+  <w:abstractNum w:abstractNumId="26" w15:restartNumberingAfterBreak="0">
     <w:nsid w:val="2D0A0958"/>
     <w:multiLevelType w:val="hybridMultilevel"/>
     <w:tmpl w:val="445252C6"/>
@@ -25644,7 +25789,7 @@
       </w:rPr>
     </w:lvl>
   </w:abstractNum>
-  <w:abstractNum w:abstractNumId="26" w15:restartNumberingAfterBreak="0">
+  <w:abstractNum w:abstractNumId="27" w15:restartNumberingAfterBreak="0">
     <w:nsid w:val="30A603EE"/>
     <w:multiLevelType w:val="hybridMultilevel"/>
     <w:tmpl w:val="EFCE52E0"/>
@@ -25757,7 +25902,7 @@
       </w:rPr>
     </w:lvl>
   </w:abstractNum>
-  <w:abstractNum w:abstractNumId="27" w15:restartNumberingAfterBreak="0">
+  <w:abstractNum w:abstractNumId="28" w15:restartNumberingAfterBreak="0">
     <w:nsid w:val="373E73EC"/>
     <w:multiLevelType w:val="hybridMultilevel"/>
     <w:tmpl w:val="DF905B3A"/>
@@ -25870,7 +26015,7 @@
       </w:rPr>
     </w:lvl>
   </w:abstractNum>
-  <w:abstractNum w:abstractNumId="28" w15:restartNumberingAfterBreak="0">
+  <w:abstractNum w:abstractNumId="29" w15:restartNumberingAfterBreak="0">
     <w:nsid w:val="37DE0E5A"/>
     <w:multiLevelType w:val="hybridMultilevel"/>
     <w:tmpl w:val="96EAFA0A"/>
@@ -25983,7 +26128,7 @@
       </w:rPr>
     </w:lvl>
   </w:abstractNum>
-  <w:abstractNum w:abstractNumId="29" w15:restartNumberingAfterBreak="0">
+  <w:abstractNum w:abstractNumId="30" w15:restartNumberingAfterBreak="0">
     <w:nsid w:val="38FC4A6C"/>
     <w:multiLevelType w:val="hybridMultilevel"/>
     <w:tmpl w:val="A9ACCA14"/>
@@ -26096,7 +26241,7 @@
       </w:rPr>
     </w:lvl>
   </w:abstractNum>
-  <w:abstractNum w:abstractNumId="30" w15:restartNumberingAfterBreak="0">
+  <w:abstractNum w:abstractNumId="31" w15:restartNumberingAfterBreak="0">
     <w:nsid w:val="3A8378BC"/>
     <w:multiLevelType w:val="hybridMultilevel"/>
     <w:tmpl w:val="2CCE3BEC"/>
@@ -26209,7 +26354,7 @@
       </w:rPr>
     </w:lvl>
   </w:abstractNum>
-  <w:abstractNum w:abstractNumId="31" w15:restartNumberingAfterBreak="0">
+  <w:abstractNum w:abstractNumId="32" w15:restartNumberingAfterBreak="0">
     <w:nsid w:val="3AFF7D67"/>
     <w:multiLevelType w:val="hybridMultilevel"/>
     <w:tmpl w:val="670A5A92"/>
@@ -26322,7 +26467,7 @@
       </w:rPr>
     </w:lvl>
   </w:abstractNum>
-  <w:abstractNum w:abstractNumId="32" w15:restartNumberingAfterBreak="0">
+  <w:abstractNum w:abstractNumId="33" w15:restartNumberingAfterBreak="0">
     <w:nsid w:val="47A70C93"/>
     <w:multiLevelType w:val="hybridMultilevel"/>
     <w:tmpl w:val="0C2C35CC"/>
@@ -26435,7 +26580,7 @@
       </w:rPr>
     </w:lvl>
   </w:abstractNum>
-  <w:abstractNum w:abstractNumId="33" w15:restartNumberingAfterBreak="0">
+  <w:abstractNum w:abstractNumId="34" w15:restartNumberingAfterBreak="0">
     <w:nsid w:val="48454534"/>
     <w:multiLevelType w:val="hybridMultilevel"/>
     <w:tmpl w:val="4DCA9914"/>
@@ -26548,7 +26693,7 @@
       </w:rPr>
     </w:lvl>
   </w:abstractNum>
-  <w:abstractNum w:abstractNumId="34" w15:restartNumberingAfterBreak="0">
+  <w:abstractNum w:abstractNumId="35" w15:restartNumberingAfterBreak="0">
     <w:nsid w:val="48743CFF"/>
     <w:multiLevelType w:val="multilevel"/>
     <w:tmpl w:val="8F08B0F8"/>
@@ -26673,7 +26818,7 @@
       </w:rPr>
     </w:lvl>
   </w:abstractNum>
-  <w:abstractNum w:abstractNumId="35" w15:restartNumberingAfterBreak="0">
+  <w:abstractNum w:abstractNumId="36" w15:restartNumberingAfterBreak="0">
     <w:nsid w:val="48C4569C"/>
     <w:multiLevelType w:val="hybridMultilevel"/>
     <w:tmpl w:val="D08C211A"/>
@@ -26786,7 +26931,7 @@
       </w:rPr>
     </w:lvl>
   </w:abstractNum>
-  <w:abstractNum w:abstractNumId="36" w15:restartNumberingAfterBreak="0">
+  <w:abstractNum w:abstractNumId="37" w15:restartNumberingAfterBreak="0">
     <w:nsid w:val="50C313E3"/>
     <w:multiLevelType w:val="hybridMultilevel"/>
     <w:tmpl w:val="3504418C"/>
@@ -26899,7 +27044,7 @@
       </w:rPr>
     </w:lvl>
   </w:abstractNum>
-  <w:abstractNum w:abstractNumId="37" w15:restartNumberingAfterBreak="0">
+  <w:abstractNum w:abstractNumId="38" w15:restartNumberingAfterBreak="0">
     <w:nsid w:val="52820CD2"/>
     <w:multiLevelType w:val="hybridMultilevel"/>
     <w:tmpl w:val="2F18F73E"/>
@@ -27012,7 +27157,7 @@
       </w:rPr>
     </w:lvl>
   </w:abstractNum>
-  <w:abstractNum w:abstractNumId="38" w15:restartNumberingAfterBreak="0">
+  <w:abstractNum w:abstractNumId="39" w15:restartNumberingAfterBreak="0">
     <w:nsid w:val="56F95B69"/>
     <w:multiLevelType w:val="hybridMultilevel"/>
     <w:tmpl w:val="40FC8844"/>
@@ -27125,7 +27270,7 @@
       </w:rPr>
     </w:lvl>
   </w:abstractNum>
-  <w:abstractNum w:abstractNumId="39" w15:restartNumberingAfterBreak="0">
+  <w:abstractNum w:abstractNumId="40" w15:restartNumberingAfterBreak="0">
     <w:nsid w:val="593101FD"/>
     <w:multiLevelType w:val="hybridMultilevel"/>
     <w:tmpl w:val="08505B4C"/>
@@ -27238,7 +27383,7 @@
       </w:rPr>
     </w:lvl>
   </w:abstractNum>
-  <w:abstractNum w:abstractNumId="40" w15:restartNumberingAfterBreak="0">
+  <w:abstractNum w:abstractNumId="41" w15:restartNumberingAfterBreak="0">
     <w:nsid w:val="599B6257"/>
     <w:multiLevelType w:val="hybridMultilevel"/>
     <w:tmpl w:val="C4B2780C"/>
@@ -27351,7 +27496,120 @@
       </w:rPr>
     </w:lvl>
   </w:abstractNum>
-  <w:abstractNum w:abstractNumId="41" w15:restartNumberingAfterBreak="0">
+  <w:abstractNum w:abstractNumId="42" w15:restartNumberingAfterBreak="0">
+    <w:nsid w:val="5AFA60E1"/>
+    <w:multiLevelType w:val="hybridMultilevel"/>
+    <w:tmpl w:val="AD1695A0"/>
+    <w:lvl w:ilvl="0" w:tplc="6DB41D30">
+      <w:start w:val="1"/>
+      <w:numFmt w:val="bullet"/>
+      <w:lvlText w:val=""/>
+      <w:lvlJc w:val="left"/>
+      <w:pPr>
+        <w:ind w:left="720" w:hanging="360"/>
+      </w:pPr>
+      <w:rPr>
+        <w:rFonts w:ascii="Symbol" w:hAnsi="Symbol" w:hint="default"/>
+      </w:rPr>
+    </w:lvl>
+    <w:lvl w:ilvl="1" w:tplc="04090003" w:tentative="1">
+      <w:start w:val="1"/>
+      <w:numFmt w:val="bullet"/>
+      <w:lvlText w:val="o"/>
+      <w:lvlJc w:val="left"/>
+      <w:pPr>
+        <w:ind w:left="1440" w:hanging="360"/>
+      </w:pPr>
+      <w:rPr>
+        <w:rFonts w:ascii="Courier New" w:hAnsi="Courier New" w:cs="Courier New" w:hint="default"/>
+      </w:rPr>
+    </w:lvl>
+    <w:lvl w:ilvl="2" w:tplc="04090005" w:tentative="1">
+      <w:start w:val="1"/>
+      <w:numFmt w:val="bullet"/>
+      <w:lvlText w:val=""/>
+      <w:lvlJc w:val="left"/>
+      <w:pPr>
+        <w:ind w:left="2160" w:hanging="360"/>
+      </w:pPr>
+      <w:rPr>
+        <w:rFonts w:ascii="Wingdings" w:hAnsi="Wingdings" w:hint="default"/>
+      </w:rPr>
+    </w:lvl>
+    <w:lvl w:ilvl="3" w:tplc="04090001" w:tentative="1">
+      <w:start w:val="1"/>
+      <w:numFmt w:val="bullet"/>
+      <w:lvlText w:val=""/>
+      <w:lvlJc w:val="left"/>
+      <w:pPr>
+        <w:ind w:left="2880" w:hanging="360"/>
+      </w:pPr>
+      <w:rPr>
+        <w:rFonts w:ascii="Symbol" w:hAnsi="Symbol" w:hint="default"/>
+      </w:rPr>
+    </w:lvl>
+    <w:lvl w:ilvl="4" w:tplc="04090003" w:tentative="1">
+      <w:start w:val="1"/>
+      <w:numFmt w:val="bullet"/>
+      <w:lvlText w:val="o"/>
+      <w:lvlJc w:val="left"/>
+      <w:pPr>
+        <w:ind w:left="3600" w:hanging="360"/>
+      </w:pPr>
+      <w:rPr>
+        <w:rFonts w:ascii="Courier New" w:hAnsi="Courier New" w:cs="Courier New" w:hint="default"/>
+      </w:rPr>
+    </w:lvl>
+    <w:lvl w:ilvl="5" w:tplc="04090005" w:tentative="1">
+      <w:start w:val="1"/>
+      <w:numFmt w:val="bullet"/>
+      <w:lvlText w:val=""/>
+      <w:lvlJc w:val="left"/>
+      <w:pPr>
+        <w:ind w:left="4320" w:hanging="360"/>
+      </w:pPr>
+      <w:rPr>
+        <w:rFonts w:ascii="Wingdings" w:hAnsi="Wingdings" w:hint="default"/>
+      </w:rPr>
+    </w:lvl>
+    <w:lvl w:ilvl="6" w:tplc="04090001" w:tentative="1">
+      <w:start w:val="1"/>
+      <w:numFmt w:val="bullet"/>
+      <w:lvlText w:val=""/>
+      <w:lvlJc w:val="left"/>
+      <w:pPr>
+        <w:ind w:left="5040" w:hanging="360"/>
+      </w:pPr>
+      <w:rPr>
+        <w:rFonts w:ascii="Symbol" w:hAnsi="Symbol" w:hint="default"/>
+      </w:rPr>
+    </w:lvl>
+    <w:lvl w:ilvl="7" w:tplc="04090003" w:tentative="1">
+      <w:start w:val="1"/>
+      <w:numFmt w:val="bullet"/>
+      <w:lvlText w:val="o"/>
+      <w:lvlJc w:val="left"/>
+      <w:pPr>
+        <w:ind w:left="5760" w:hanging="360"/>
+      </w:pPr>
+      <w:rPr>
+        <w:rFonts w:ascii="Courier New" w:hAnsi="Courier New" w:cs="Courier New" w:hint="default"/>
+      </w:rPr>
+    </w:lvl>
+    <w:lvl w:ilvl="8" w:tplc="04090005" w:tentative="1">
+      <w:start w:val="1"/>
+      <w:numFmt w:val="bullet"/>
+      <w:lvlText w:val=""/>
+      <w:lvlJc w:val="left"/>
+      <w:pPr>
+        <w:ind w:left="6480" w:hanging="360"/>
+      </w:pPr>
+      <w:rPr>
+        <w:rFonts w:ascii="Wingdings" w:hAnsi="Wingdings" w:hint="default"/>
+      </w:rPr>
+    </w:lvl>
+  </w:abstractNum>
+  <w:abstractNum w:abstractNumId="43" w15:restartNumberingAfterBreak="0">
     <w:nsid w:val="5B02190E"/>
     <w:multiLevelType w:val="hybridMultilevel"/>
     <w:tmpl w:val="D788349C"/>
@@ -27464,7 +27722,7 @@
       </w:rPr>
     </w:lvl>
   </w:abstractNum>
-  <w:abstractNum w:abstractNumId="42" w15:restartNumberingAfterBreak="0">
+  <w:abstractNum w:abstractNumId="44" w15:restartNumberingAfterBreak="0">
     <w:nsid w:val="5FD41F9F"/>
     <w:multiLevelType w:val="hybridMultilevel"/>
     <w:tmpl w:val="790064D6"/>
@@ -27577,7 +27835,7 @@
       </w:rPr>
     </w:lvl>
   </w:abstractNum>
-  <w:abstractNum w:abstractNumId="43" w15:restartNumberingAfterBreak="0">
+  <w:abstractNum w:abstractNumId="45" w15:restartNumberingAfterBreak="0">
     <w:nsid w:val="607F2373"/>
     <w:multiLevelType w:val="hybridMultilevel"/>
     <w:tmpl w:val="5AD4FF4E"/>
@@ -27690,7 +27948,7 @@
       </w:rPr>
     </w:lvl>
   </w:abstractNum>
-  <w:abstractNum w:abstractNumId="44" w15:restartNumberingAfterBreak="0">
+  <w:abstractNum w:abstractNumId="46" w15:restartNumberingAfterBreak="0">
     <w:nsid w:val="653E4DD3"/>
     <w:multiLevelType w:val="hybridMultilevel"/>
     <w:tmpl w:val="9B266AC6"/>
@@ -27803,7 +28061,7 @@
       </w:rPr>
     </w:lvl>
   </w:abstractNum>
-  <w:abstractNum w:abstractNumId="45" w15:restartNumberingAfterBreak="0">
+  <w:abstractNum w:abstractNumId="47" w15:restartNumberingAfterBreak="0">
     <w:nsid w:val="6A550C30"/>
     <w:multiLevelType w:val="hybridMultilevel"/>
     <w:tmpl w:val="85A0A952"/>
@@ -27916,7 +28174,7 @@
       </w:rPr>
     </w:lvl>
   </w:abstractNum>
-  <w:abstractNum w:abstractNumId="46" w15:restartNumberingAfterBreak="0">
+  <w:abstractNum w:abstractNumId="48" w15:restartNumberingAfterBreak="0">
     <w:nsid w:val="6CB1096D"/>
     <w:multiLevelType w:val="hybridMultilevel"/>
     <w:tmpl w:val="B52CD5B8"/>
@@ -28029,7 +28287,7 @@
       </w:rPr>
     </w:lvl>
   </w:abstractNum>
-  <w:abstractNum w:abstractNumId="47" w15:restartNumberingAfterBreak="0">
+  <w:abstractNum w:abstractNumId="49" w15:restartNumberingAfterBreak="0">
     <w:nsid w:val="6F7B10A0"/>
     <w:multiLevelType w:val="hybridMultilevel"/>
     <w:tmpl w:val="D506DD44"/>
@@ -28142,7 +28400,7 @@
       </w:rPr>
     </w:lvl>
   </w:abstractNum>
-  <w:abstractNum w:abstractNumId="48" w15:restartNumberingAfterBreak="0">
+  <w:abstractNum w:abstractNumId="50" w15:restartNumberingAfterBreak="0">
     <w:nsid w:val="701C3820"/>
     <w:multiLevelType w:val="hybridMultilevel"/>
     <w:tmpl w:val="E5F8F8D6"/>
@@ -28255,7 +28513,7 @@
       </w:rPr>
     </w:lvl>
   </w:abstractNum>
-  <w:abstractNum w:abstractNumId="49" w15:restartNumberingAfterBreak="0">
+  <w:abstractNum w:abstractNumId="51" w15:restartNumberingAfterBreak="0">
     <w:nsid w:val="733E6CD7"/>
     <w:multiLevelType w:val="hybridMultilevel"/>
     <w:tmpl w:val="A344F7C2"/>
@@ -28368,7 +28626,7 @@
       </w:rPr>
     </w:lvl>
   </w:abstractNum>
-  <w:abstractNum w:abstractNumId="50" w15:restartNumberingAfterBreak="0">
+  <w:abstractNum w:abstractNumId="52" w15:restartNumberingAfterBreak="0">
     <w:nsid w:val="735304E4"/>
     <w:multiLevelType w:val="hybridMultilevel"/>
     <w:tmpl w:val="C26898A0"/>
@@ -28481,7 +28739,7 @@
       </w:rPr>
     </w:lvl>
   </w:abstractNum>
-  <w:abstractNum w:abstractNumId="51" w15:restartNumberingAfterBreak="0">
+  <w:abstractNum w:abstractNumId="53" w15:restartNumberingAfterBreak="0">
     <w:nsid w:val="74DA22B6"/>
     <w:multiLevelType w:val="hybridMultilevel"/>
     <w:tmpl w:val="EF2277F8"/>
@@ -28567,7 +28825,7 @@
       </w:pPr>
     </w:lvl>
   </w:abstractNum>
-  <w:abstractNum w:abstractNumId="52" w15:restartNumberingAfterBreak="0">
+  <w:abstractNum w:abstractNumId="54" w15:restartNumberingAfterBreak="0">
     <w:nsid w:val="75F33466"/>
     <w:multiLevelType w:val="hybridMultilevel"/>
     <w:tmpl w:val="EBB29B3E"/>
@@ -28653,7 +28911,7 @@
       </w:pPr>
     </w:lvl>
   </w:abstractNum>
-  <w:abstractNum w:abstractNumId="53" w15:restartNumberingAfterBreak="0">
+  <w:abstractNum w:abstractNumId="55" w15:restartNumberingAfterBreak="0">
     <w:nsid w:val="78D543D2"/>
     <w:multiLevelType w:val="hybridMultilevel"/>
     <w:tmpl w:val="2D9038AA"/>
@@ -28766,7 +29024,7 @@
       </w:rPr>
     </w:lvl>
   </w:abstractNum>
-  <w:abstractNum w:abstractNumId="54" w15:restartNumberingAfterBreak="0">
+  <w:abstractNum w:abstractNumId="56" w15:restartNumberingAfterBreak="0">
     <w:nsid w:val="7A78145F"/>
     <w:multiLevelType w:val="hybridMultilevel"/>
     <w:tmpl w:val="45F2E9FE"/>
@@ -28879,7 +29137,7 @@
       </w:rPr>
     </w:lvl>
   </w:abstractNum>
-  <w:abstractNum w:abstractNumId="55" w15:restartNumberingAfterBreak="0">
+  <w:abstractNum w:abstractNumId="57" w15:restartNumberingAfterBreak="0">
     <w:nsid w:val="7B500FFB"/>
     <w:multiLevelType w:val="hybridMultilevel"/>
     <w:tmpl w:val="82EC129C"/>
@@ -28992,7 +29250,7 @@
       </w:rPr>
     </w:lvl>
   </w:abstractNum>
-  <w:abstractNum w:abstractNumId="56" w15:restartNumberingAfterBreak="0">
+  <w:abstractNum w:abstractNumId="58" w15:restartNumberingAfterBreak="0">
     <w:nsid w:val="7E0979FB"/>
     <w:multiLevelType w:val="hybridMultilevel"/>
     <w:tmpl w:val="B1AEE182"/>
@@ -29105,7 +29363,7 @@
       </w:rPr>
     </w:lvl>
   </w:abstractNum>
-  <w:abstractNum w:abstractNumId="57" w15:restartNumberingAfterBreak="0">
+  <w:abstractNum w:abstractNumId="59" w15:restartNumberingAfterBreak="0">
     <w:nsid w:val="7E346752"/>
     <w:multiLevelType w:val="hybridMultilevel"/>
     <w:tmpl w:val="2618F1EA"/>
@@ -29219,7 +29477,7 @@
     </w:lvl>
   </w:abstractNum>
   <w:num w:numId="1" w16cid:durableId="2087484806">
-    <w:abstractNumId w:val="34"/>
+    <w:abstractNumId w:val="35"/>
   </w:num>
   <w:num w:numId="2" w16cid:durableId="2019115516">
     <w:abstractNumId w:val="1"/>
@@ -29228,124 +29486,124 @@
     <w:abstractNumId w:val="0"/>
   </w:num>
   <w:num w:numId="4" w16cid:durableId="2020572922">
+    <w:abstractNumId w:val="18"/>
+  </w:num>
+  <w:num w:numId="5" w16cid:durableId="1688479777">
+    <w:abstractNumId w:val="52"/>
+  </w:num>
+  <w:num w:numId="6" w16cid:durableId="2042511118">
+    <w:abstractNumId w:val="21"/>
+  </w:num>
+  <w:num w:numId="7" w16cid:durableId="234630540">
+    <w:abstractNumId w:val="7"/>
+  </w:num>
+  <w:num w:numId="8" w16cid:durableId="1160343364">
+    <w:abstractNumId w:val="9"/>
+  </w:num>
+  <w:num w:numId="9" w16cid:durableId="850533387">
+    <w:abstractNumId w:val="38"/>
+  </w:num>
+  <w:num w:numId="10" w16cid:durableId="1091849829">
+    <w:abstractNumId w:val="44"/>
+  </w:num>
+  <w:num w:numId="11" w16cid:durableId="952053112">
+    <w:abstractNumId w:val="23"/>
+  </w:num>
+  <w:num w:numId="12" w16cid:durableId="1351758229">
+    <w:abstractNumId w:val="50"/>
+  </w:num>
+  <w:num w:numId="13" w16cid:durableId="1806462509">
+    <w:abstractNumId w:val="6"/>
+  </w:num>
+  <w:num w:numId="14" w16cid:durableId="890071839">
+    <w:abstractNumId w:val="8"/>
+  </w:num>
+  <w:num w:numId="15" w16cid:durableId="242304408">
+    <w:abstractNumId w:val="34"/>
+  </w:num>
+  <w:num w:numId="16" w16cid:durableId="861281001">
+    <w:abstractNumId w:val="5"/>
+  </w:num>
+  <w:num w:numId="17" w16cid:durableId="1765570913">
+    <w:abstractNumId w:val="12"/>
+  </w:num>
+  <w:num w:numId="18" w16cid:durableId="650672132">
+    <w:abstractNumId w:val="46"/>
+  </w:num>
+  <w:num w:numId="19" w16cid:durableId="589004095">
+    <w:abstractNumId w:val="48"/>
+  </w:num>
+  <w:num w:numId="20" w16cid:durableId="1744141341">
     <w:abstractNumId w:val="17"/>
   </w:num>
-  <w:num w:numId="5" w16cid:durableId="1688479777">
-    <w:abstractNumId w:val="50"/>
+  <w:num w:numId="21" w16cid:durableId="7217135">
+    <w:abstractNumId w:val="55"/>
   </w:num>
-  <w:num w:numId="6" w16cid:durableId="2042511118">
+  <w:num w:numId="22" w16cid:durableId="1943032815">
+    <w:abstractNumId w:val="54"/>
+  </w:num>
+  <w:num w:numId="23" w16cid:durableId="450779819">
+    <w:abstractNumId w:val="49"/>
+  </w:num>
+  <w:num w:numId="24" w16cid:durableId="196939195">
+    <w:abstractNumId w:val="29"/>
+  </w:num>
+  <w:num w:numId="25" w16cid:durableId="515464998">
+    <w:abstractNumId w:val="11"/>
+  </w:num>
+  <w:num w:numId="26" w16cid:durableId="1170102597">
+    <w:abstractNumId w:val="25"/>
+  </w:num>
+  <w:num w:numId="27" w16cid:durableId="77409171">
+    <w:abstractNumId w:val="27"/>
+  </w:num>
+  <w:num w:numId="28" w16cid:durableId="243536091">
+    <w:abstractNumId w:val="10"/>
+  </w:num>
+  <w:num w:numId="29" w16cid:durableId="665325480">
+    <w:abstractNumId w:val="16"/>
+  </w:num>
+  <w:num w:numId="30" w16cid:durableId="1433361556">
+    <w:abstractNumId w:val="26"/>
+  </w:num>
+  <w:num w:numId="31" w16cid:durableId="2084140633">
+    <w:abstractNumId w:val="19"/>
+  </w:num>
+  <w:num w:numId="32" w16cid:durableId="826360956">
+    <w:abstractNumId w:val="45"/>
+  </w:num>
+  <w:num w:numId="33" w16cid:durableId="940260685">
+    <w:abstractNumId w:val="53"/>
+  </w:num>
+  <w:num w:numId="34" w16cid:durableId="1271163950">
+    <w:abstractNumId w:val="59"/>
+  </w:num>
+  <w:num w:numId="35" w16cid:durableId="1700081198">
+    <w:abstractNumId w:val="56"/>
+  </w:num>
+  <w:num w:numId="36" w16cid:durableId="1886259551">
+    <w:abstractNumId w:val="43"/>
+  </w:num>
+  <w:num w:numId="37" w16cid:durableId="1918247820">
+    <w:abstractNumId w:val="36"/>
+  </w:num>
+  <w:num w:numId="38" w16cid:durableId="1526942193">
+    <w:abstractNumId w:val="47"/>
+  </w:num>
+  <w:num w:numId="39" w16cid:durableId="87772404">
     <w:abstractNumId w:val="20"/>
   </w:num>
-  <w:num w:numId="7" w16cid:durableId="234630540">
-    <w:abstractNumId w:val="6"/>
+  <w:num w:numId="40" w16cid:durableId="147790725">
+    <w:abstractNumId w:val="51"/>
   </w:num>
-  <w:num w:numId="8" w16cid:durableId="1160343364">
-    <w:abstractNumId w:val="8"/>
+  <w:num w:numId="41" w16cid:durableId="840127033">
+    <w:abstractNumId w:val="3"/>
   </w:num>
-  <w:num w:numId="9" w16cid:durableId="850533387">
-    <w:abstractNumId w:val="37"/>
-  </w:num>
-  <w:num w:numId="10" w16cid:durableId="1091849829">
-    <w:abstractNumId w:val="42"/>
-  </w:num>
-  <w:num w:numId="11" w16cid:durableId="952053112">
-    <w:abstractNumId w:val="22"/>
-  </w:num>
-  <w:num w:numId="12" w16cid:durableId="1351758229">
-    <w:abstractNumId w:val="48"/>
-  </w:num>
-  <w:num w:numId="13" w16cid:durableId="1806462509">
-    <w:abstractNumId w:val="5"/>
-  </w:num>
-  <w:num w:numId="14" w16cid:durableId="890071839">
-    <w:abstractNumId w:val="7"/>
-  </w:num>
-  <w:num w:numId="15" w16cid:durableId="242304408">
-    <w:abstractNumId w:val="33"/>
-  </w:num>
-  <w:num w:numId="16" w16cid:durableId="861281001">
-    <w:abstractNumId w:val="4"/>
-  </w:num>
-  <w:num w:numId="17" w16cid:durableId="1765570913">
-    <w:abstractNumId w:val="11"/>
-  </w:num>
-  <w:num w:numId="18" w16cid:durableId="650672132">
-    <w:abstractNumId w:val="44"/>
-  </w:num>
-  <w:num w:numId="19" w16cid:durableId="589004095">
-    <w:abstractNumId w:val="46"/>
-  </w:num>
-  <w:num w:numId="20" w16cid:durableId="1744141341">
-    <w:abstractNumId w:val="16"/>
-  </w:num>
-  <w:num w:numId="21" w16cid:durableId="7217135">
-    <w:abstractNumId w:val="53"/>
-  </w:num>
-  <w:num w:numId="22" w16cid:durableId="1943032815">
-    <w:abstractNumId w:val="52"/>
-  </w:num>
-  <w:num w:numId="23" w16cid:durableId="450779819">
-    <w:abstractNumId w:val="47"/>
-  </w:num>
-  <w:num w:numId="24" w16cid:durableId="196939195">
-    <w:abstractNumId w:val="28"/>
-  </w:num>
-  <w:num w:numId="25" w16cid:durableId="515464998">
-    <w:abstractNumId w:val="10"/>
-  </w:num>
-  <w:num w:numId="26" w16cid:durableId="1170102597">
-    <w:abstractNumId w:val="24"/>
-  </w:num>
-  <w:num w:numId="27" w16cid:durableId="77409171">
-    <w:abstractNumId w:val="26"/>
-  </w:num>
-  <w:num w:numId="28" w16cid:durableId="243536091">
-    <w:abstractNumId w:val="9"/>
-  </w:num>
-  <w:num w:numId="29" w16cid:durableId="665325480">
+  <w:num w:numId="42" w16cid:durableId="1552224866">
     <w:abstractNumId w:val="15"/>
   </w:num>
-  <w:num w:numId="30" w16cid:durableId="1433361556">
-    <w:abstractNumId w:val="25"/>
-  </w:num>
-  <w:num w:numId="31" w16cid:durableId="2084140633">
-    <w:abstractNumId w:val="18"/>
-  </w:num>
-  <w:num w:numId="32" w16cid:durableId="826360956">
-    <w:abstractNumId w:val="43"/>
-  </w:num>
-  <w:num w:numId="33" w16cid:durableId="940260685">
-    <w:abstractNumId w:val="51"/>
-  </w:num>
-  <w:num w:numId="34" w16cid:durableId="1271163950">
-    <w:abstractNumId w:val="57"/>
-  </w:num>
-  <w:num w:numId="35" w16cid:durableId="1700081198">
-    <w:abstractNumId w:val="54"/>
-  </w:num>
-  <w:num w:numId="36" w16cid:durableId="1886259551">
-    <w:abstractNumId w:val="41"/>
-  </w:num>
-  <w:num w:numId="37" w16cid:durableId="1918247820">
+  <w:num w:numId="43" w16cid:durableId="591165862">
     <w:abstractNumId w:val="35"/>
-  </w:num>
-  <w:num w:numId="38" w16cid:durableId="1526942193">
-    <w:abstractNumId w:val="45"/>
-  </w:num>
-  <w:num w:numId="39" w16cid:durableId="87772404">
-    <w:abstractNumId w:val="19"/>
-  </w:num>
-  <w:num w:numId="40" w16cid:durableId="147790725">
-    <w:abstractNumId w:val="49"/>
-  </w:num>
-  <w:num w:numId="41" w16cid:durableId="840127033">
-    <w:abstractNumId w:val="2"/>
-  </w:num>
-  <w:num w:numId="42" w16cid:durableId="1552224866">
-    <w:abstractNumId w:val="14"/>
-  </w:num>
-  <w:num w:numId="43" w16cid:durableId="591165862">
-    <w:abstractNumId w:val="34"/>
     <w:lvlOverride w:ilvl="0">
       <w:lvl w:ilvl="0">
         <w:start w:val="1"/>
@@ -29486,7 +29744,7 @@
     </w:lvlOverride>
   </w:num>
   <w:num w:numId="44" w16cid:durableId="1091125294">
-    <w:abstractNumId w:val="34"/>
+    <w:abstractNumId w:val="35"/>
     <w:lvlOverride w:ilvl="0">
       <w:lvl w:ilvl="0">
         <w:start w:val="1"/>
@@ -29627,52 +29885,58 @@
     </w:lvlOverride>
   </w:num>
   <w:num w:numId="45" w16cid:durableId="540358704">
-    <w:abstractNumId w:val="23"/>
+    <w:abstractNumId w:val="24"/>
   </w:num>
   <w:num w:numId="46" w16cid:durableId="1748764417">
+    <w:abstractNumId w:val="40"/>
+  </w:num>
+  <w:num w:numId="47" w16cid:durableId="25644005">
     <w:abstractNumId w:val="39"/>
   </w:num>
-  <w:num w:numId="47" w16cid:durableId="25644005">
-    <w:abstractNumId w:val="38"/>
+  <w:num w:numId="48" w16cid:durableId="1297299726">
+    <w:abstractNumId w:val="14"/>
   </w:num>
-  <w:num w:numId="48" w16cid:durableId="1297299726">
+  <w:num w:numId="49" w16cid:durableId="89081930">
+    <w:abstractNumId w:val="57"/>
+  </w:num>
+  <w:num w:numId="50" w16cid:durableId="1261453527">
+    <w:abstractNumId w:val="30"/>
+  </w:num>
+  <w:num w:numId="51" w16cid:durableId="981351587">
+    <w:abstractNumId w:val="4"/>
+  </w:num>
+  <w:num w:numId="52" w16cid:durableId="367148034">
+    <w:abstractNumId w:val="41"/>
+  </w:num>
+  <w:num w:numId="53" w16cid:durableId="1227035930">
+    <w:abstractNumId w:val="28"/>
+  </w:num>
+  <w:num w:numId="54" w16cid:durableId="1157569892">
+    <w:abstractNumId w:val="31"/>
+  </w:num>
+  <w:num w:numId="55" w16cid:durableId="137963415">
     <w:abstractNumId w:val="13"/>
   </w:num>
-  <w:num w:numId="49" w16cid:durableId="89081930">
-    <w:abstractNumId w:val="55"/>
-  </w:num>
-  <w:num w:numId="50" w16cid:durableId="1261453527">
-    <w:abstractNumId w:val="29"/>
-  </w:num>
-  <w:num w:numId="51" w16cid:durableId="981351587">
-    <w:abstractNumId w:val="3"/>
-  </w:num>
-  <w:num w:numId="52" w16cid:durableId="367148034">
-    <w:abstractNumId w:val="40"/>
-  </w:num>
-  <w:num w:numId="53" w16cid:durableId="1227035930">
-    <w:abstractNumId w:val="27"/>
-  </w:num>
-  <w:num w:numId="54" w16cid:durableId="1157569892">
-    <w:abstractNumId w:val="30"/>
-  </w:num>
-  <w:num w:numId="55" w16cid:durableId="137963415">
-    <w:abstractNumId w:val="12"/>
-  </w:num>
   <w:num w:numId="56" w16cid:durableId="113598279">
-    <w:abstractNumId w:val="56"/>
+    <w:abstractNumId w:val="58"/>
   </w:num>
   <w:num w:numId="57" w16cid:durableId="1820538818">
+    <w:abstractNumId w:val="33"/>
+  </w:num>
+  <w:num w:numId="58" w16cid:durableId="1122723164">
     <w:abstractNumId w:val="32"/>
   </w:num>
-  <w:num w:numId="58" w16cid:durableId="1122723164">
-    <w:abstractNumId w:val="31"/>
-  </w:num>
   <w:num w:numId="59" w16cid:durableId="672029672">
-    <w:abstractNumId w:val="21"/>
+    <w:abstractNumId w:val="22"/>
   </w:num>
   <w:num w:numId="60" w16cid:durableId="1029724314">
-    <w:abstractNumId w:val="36"/>
+    <w:abstractNumId w:val="37"/>
+  </w:num>
+  <w:num w:numId="61" w16cid:durableId="1417048671">
+    <w:abstractNumId w:val="2"/>
+  </w:num>
+  <w:num w:numId="62" w16cid:durableId="178081382">
+    <w:abstractNumId w:val="42"/>
   </w:num>
   <w:numIdMacAtCleanup w:val="40"/>
 </w:numbering>
